--- a/docs/studyguides/introtodifferentiation.docx
+++ b/docs/studyguides/introtodifferentiation.docx
@@ -1423,7 +1423,7 @@
       </w:r>
     </w:p>
     <w:bookmarkEnd w:id="31"/>
-    <w:bookmarkStart w:id="46" w:name="derivatives-and-differentiation"/>
+    <w:bookmarkStart w:id="47" w:name="derivatives-and-differentiation"/>
     <w:p>
       <w:pPr>
         <w:pStyle w:val="Heading1"/>
@@ -3729,7 +3729,21 @@
         </m:r>
       </m:oMath>
       <w:r>
-        <w:t xml:space="preserve">) as well as explicitly naming the variable that you are differentiating with respect to. (This will be extremely useful in [Guide: Introduction to partial differentiation].) However, it’s not so useful for expressing the value of the derivative at a particular point</w:t>
+        <w:t xml:space="preserve">) as well as explicitly naming the variable that you are differentiating with respect to. (This will be extremely useful in</w:t>
+      </w:r>
+      <w:r>
+        <w:t xml:space="preserve"> </w:t>
+      </w:r>
+      <w:hyperlink r:id="rId44">
+        <w:r>
+          <w:rPr>
+            <w:rStyle w:val="Hyperlink"/>
+          </w:rPr>
+          <w:t xml:space="preserve">Guide: Introduction to partial differentiation</w:t>
+        </w:r>
+      </w:hyperlink>
+      <w:r>
+        <w:t xml:space="preserve">.) However, it’s not so useful for expressing the value of the derivative at a particular point</w:t>
       </w:r>
       <w:r>
         <w:t xml:space="preserve"> </w:t>
@@ -3910,12 +3924,12 @@
                 <wp:inline>
                   <wp:extent cx="152400" cy="152400"/>
                   <wp:effectExtent b="0" l="0" r="0" t="0"/>
-                  <wp:docPr descr="" title="" id="44" name="Picture"/>
+                  <wp:docPr descr="" title="" id="45" name="Picture"/>
                   <a:graphic>
                     <a:graphicData uri="http://schemas.openxmlformats.org/drawingml/2006/picture">
                       <pic:pic>
                         <pic:nvPicPr>
-                          <pic:cNvPr descr="/Applications/quarto/share/formats/docx/tip.png" id="45" name="Picture"/>
+                          <pic:cNvPr descr="/Applications/quarto/share/formats/docx/tip.png" id="46" name="Picture"/>
                           <pic:cNvPicPr>
                             <a:picLocks noChangeArrowheads="1" noChangeAspect="1"/>
                           </pic:cNvPicPr>
@@ -4777,8 +4791,8 @@
         <w:t xml:space="preserve">.</w:t>
       </w:r>
     </w:p>
-    <w:bookmarkEnd w:id="46"/>
-    <w:bookmarkStart w:id="79" w:name="differentiating-well-known-functions"/>
+    <w:bookmarkEnd w:id="47"/>
+    <w:bookmarkStart w:id="80" w:name="differentiating-well-known-functions"/>
     <w:p>
       <w:pPr>
         <w:pStyle w:val="Heading1"/>
@@ -4836,12 +4850,12 @@
                 <wp:inline>
                   <wp:extent cx="152400" cy="152400"/>
                   <wp:effectExtent b="0" l="0" r="0" t="0"/>
-                  <wp:docPr descr="" title="" id="47" name="Picture"/>
+                  <wp:docPr descr="" title="" id="48" name="Picture"/>
                   <a:graphic>
                     <a:graphicData uri="http://schemas.openxmlformats.org/drawingml/2006/picture">
                       <pic:pic>
                         <pic:nvPicPr>
-                          <pic:cNvPr descr="/Applications/quarto/share/formats/docx/note.png" id="48" name="Picture"/>
+                          <pic:cNvPr descr="/Applications/quarto/share/formats/docx/note.png" id="49" name="Picture"/>
                           <pic:cNvPicPr>
                             <a:picLocks noChangeArrowheads="1" noChangeAspect="1"/>
                           </pic:cNvPicPr>
@@ -5631,18 +5645,18 @@
                 <wp:inline>
                   <wp:extent cx="152400" cy="152400"/>
                   <wp:effectExtent b="0" l="0" r="0" t="0"/>
-                  <wp:docPr descr="" title="" id="50" name="Picture"/>
+                  <wp:docPr descr="" title="" id="51" name="Picture"/>
                   <a:graphic>
                     <a:graphicData uri="http://schemas.openxmlformats.org/drawingml/2006/picture">
                       <pic:pic>
                         <pic:nvPicPr>
-                          <pic:cNvPr descr="/Applications/quarto/share/formats/docx/important.png" id="51" name="Picture"/>
+                          <pic:cNvPr descr="/Applications/quarto/share/formats/docx/important.png" id="52" name="Picture"/>
                           <pic:cNvPicPr>
                             <a:picLocks noChangeArrowheads="1" noChangeAspect="1"/>
                           </pic:cNvPicPr>
                         </pic:nvPicPr>
                         <pic:blipFill>
-                          <a:blip r:embed="rId49"/>
+                          <a:blip r:embed="rId50"/>
                           <a:stretch>
                             <a:fillRect/>
                           </a:stretch>
@@ -5726,7 +5740,7 @@
       <w:r>
         <w:t xml:space="preserve"> </w:t>
       </w:r>
-      <w:hyperlink r:id="rId52">
+      <w:hyperlink r:id="rId53">
         <w:r>
           <w:rPr>
             <w:rStyle w:val="Hyperlink"/>
@@ -5787,12 +5801,12 @@
                 <wp:inline>
                   <wp:extent cx="152400" cy="152400"/>
                   <wp:effectExtent b="0" l="0" r="0" t="0"/>
-                  <wp:docPr descr="" title="" id="53" name="Picture"/>
+                  <wp:docPr descr="" title="" id="54" name="Picture"/>
                   <a:graphic>
                     <a:graphicData uri="http://schemas.openxmlformats.org/drawingml/2006/picture">
                       <pic:pic>
                         <pic:nvPicPr>
-                          <pic:cNvPr descr="/Applications/quarto/share/formats/docx/note.png" id="54" name="Picture"/>
+                          <pic:cNvPr descr="/Applications/quarto/share/formats/docx/note.png" id="55" name="Picture"/>
                           <pic:cNvPicPr>
                             <a:picLocks noChangeArrowheads="1" noChangeAspect="1"/>
                           </pic:cNvPicPr>
@@ -7006,18 +7020,18 @@
                 <wp:inline>
                   <wp:extent cx="152400" cy="152400"/>
                   <wp:effectExtent b="0" l="0" r="0" t="0"/>
-                  <wp:docPr descr="" title="" id="55" name="Picture"/>
+                  <wp:docPr descr="" title="" id="56" name="Picture"/>
                   <a:graphic>
                     <a:graphicData uri="http://schemas.openxmlformats.org/drawingml/2006/picture">
                       <pic:pic>
                         <pic:nvPicPr>
-                          <pic:cNvPr descr="/Applications/quarto/share/formats/docx/important.png" id="56" name="Picture"/>
+                          <pic:cNvPr descr="/Applications/quarto/share/formats/docx/important.png" id="57" name="Picture"/>
                           <pic:cNvPicPr>
                             <a:picLocks noChangeArrowheads="1" noChangeAspect="1"/>
                           </pic:cNvPicPr>
                         </pic:nvPicPr>
                         <pic:blipFill>
-                          <a:blip r:embed="rId49"/>
+                          <a:blip r:embed="rId50"/>
                           <a:stretch>
                             <a:fillRect/>
                           </a:stretch>
@@ -7339,7 +7353,7 @@
             <w:r>
               <w:t xml:space="preserve"> </w:t>
             </w:r>
-            <w:hyperlink r:id="rId57">
+            <w:hyperlink r:id="rId58">
               <w:r>
                 <w:rPr>
                   <w:rStyle w:val="Hyperlink"/>
@@ -7353,7 +7367,7 @@
             <w:r>
               <w:t xml:space="preserve"> </w:t>
             </w:r>
-            <w:hyperlink r:id="rId58">
+            <w:hyperlink r:id="rId59">
               <w:r>
                 <w:rPr>
                   <w:rStyle w:val="Hyperlink"/>
@@ -7367,7 +7381,7 @@
             <w:r>
               <w:t xml:space="preserve"> </w:t>
             </w:r>
-            <w:hyperlink r:id="rId59">
+            <w:hyperlink r:id="rId60">
               <w:r>
                 <w:rPr>
                   <w:rStyle w:val="Hyperlink"/>
@@ -7381,7 +7395,7 @@
             <w:r>
               <w:t xml:space="preserve"> </w:t>
             </w:r>
-            <w:hyperlink r:id="rId60">
+            <w:hyperlink r:id="rId61">
               <w:r>
                 <w:rPr>
                   <w:rStyle w:val="Hyperlink"/>
@@ -7443,12 +7457,12 @@
                 <wp:inline>
                   <wp:extent cx="152400" cy="152400"/>
                   <wp:effectExtent b="0" l="0" r="0" t="0"/>
-                  <wp:docPr descr="" title="" id="61" name="Picture"/>
+                  <wp:docPr descr="" title="" id="62" name="Picture"/>
                   <a:graphic>
                     <a:graphicData uri="http://schemas.openxmlformats.org/drawingml/2006/picture">
                       <pic:pic>
                         <pic:nvPicPr>
-                          <pic:cNvPr descr="/Applications/quarto/share/formats/docx/tip.png" id="62" name="Picture"/>
+                          <pic:cNvPr descr="/Applications/quarto/share/formats/docx/tip.png" id="63" name="Picture"/>
                           <pic:cNvPicPr>
                             <a:picLocks noChangeArrowheads="1" noChangeAspect="1"/>
                           </pic:cNvPicPr>
@@ -7576,7 +7590,7 @@
       <w:r>
         <w:t xml:space="preserve"> </w:t>
       </w:r>
-      <w:hyperlink r:id="rId59">
+      <w:hyperlink r:id="rId60">
         <w:r>
           <w:rPr>
             <w:rStyle w:val="Hyperlink"/>
@@ -7629,12 +7643,12 @@
                 <wp:inline>
                   <wp:extent cx="152400" cy="152400"/>
                   <wp:effectExtent b="0" l="0" r="0" t="0"/>
-                  <wp:docPr descr="" title="" id="63" name="Picture"/>
+                  <wp:docPr descr="" title="" id="64" name="Picture"/>
                   <a:graphic>
                     <a:graphicData uri="http://schemas.openxmlformats.org/drawingml/2006/picture">
                       <pic:pic>
                         <pic:nvPicPr>
-                          <pic:cNvPr descr="/Applications/quarto/share/formats/docx/note.png" id="64" name="Picture"/>
+                          <pic:cNvPr descr="/Applications/quarto/share/formats/docx/note.png" id="65" name="Picture"/>
                           <pic:cNvPicPr>
                             <a:picLocks noChangeArrowheads="1" noChangeAspect="1"/>
                           </pic:cNvPicPr>
@@ -8487,7 +8501,7 @@
         </w:tc>
       </w:tr>
     </w:tbl>
-    <w:bookmarkStart w:id="77" w:name="examples"/>
+    <w:bookmarkStart w:id="78" w:name="examples"/>
     <w:p>
       <w:pPr>
         <w:pStyle w:val="Heading2"/>
@@ -8544,12 +8558,12 @@
                 <wp:inline>
                   <wp:extent cx="152400" cy="152400"/>
                   <wp:effectExtent b="0" l="0" r="0" t="0"/>
-                  <wp:docPr descr="" title="" id="65" name="Picture"/>
+                  <wp:docPr descr="" title="" id="66" name="Picture"/>
                   <a:graphic>
                     <a:graphicData uri="http://schemas.openxmlformats.org/drawingml/2006/picture">
                       <pic:pic>
                         <pic:nvPicPr>
-                          <pic:cNvPr descr="/Applications/quarto/share/formats/docx/note.png" id="66" name="Picture"/>
+                          <pic:cNvPr descr="/Applications/quarto/share/formats/docx/note.png" id="67" name="Picture"/>
                           <pic:cNvPicPr>
                             <a:picLocks noChangeArrowheads="1" noChangeAspect="1"/>
                           </pic:cNvPicPr>
@@ -9846,12 +9860,12 @@
                 <wp:inline>
                   <wp:extent cx="152400" cy="152400"/>
                   <wp:effectExtent b="0" l="0" r="0" t="0"/>
-                  <wp:docPr descr="" title="" id="67" name="Picture"/>
+                  <wp:docPr descr="" title="" id="68" name="Picture"/>
                   <a:graphic>
                     <a:graphicData uri="http://schemas.openxmlformats.org/drawingml/2006/picture">
                       <pic:pic>
                         <pic:nvPicPr>
-                          <pic:cNvPr descr="/Applications/quarto/share/formats/docx/note.png" id="68" name="Picture"/>
+                          <pic:cNvPr descr="/Applications/quarto/share/formats/docx/note.png" id="69" name="Picture"/>
                           <pic:cNvPicPr>
                             <a:picLocks noChangeArrowheads="1" noChangeAspect="1"/>
                           </pic:cNvPicPr>
@@ -10744,12 +10758,12 @@
                 <wp:inline>
                   <wp:extent cx="152400" cy="152400"/>
                   <wp:effectExtent b="0" l="0" r="0" t="0"/>
-                  <wp:docPr descr="" title="" id="69" name="Picture"/>
+                  <wp:docPr descr="" title="" id="70" name="Picture"/>
                   <a:graphic>
                     <a:graphicData uri="http://schemas.openxmlformats.org/drawingml/2006/picture">
                       <pic:pic>
                         <pic:nvPicPr>
-                          <pic:cNvPr descr="/Applications/quarto/share/formats/docx/note.png" id="70" name="Picture"/>
+                          <pic:cNvPr descr="/Applications/quarto/share/formats/docx/note.png" id="71" name="Picture"/>
                           <pic:cNvPicPr>
                             <a:picLocks noChangeArrowheads="1" noChangeAspect="1"/>
                           </pic:cNvPicPr>
@@ -11867,12 +11881,12 @@
                 <wp:inline>
                   <wp:extent cx="152400" cy="152400"/>
                   <wp:effectExtent b="0" l="0" r="0" t="0"/>
-                  <wp:docPr descr="" title="" id="71" name="Picture"/>
+                  <wp:docPr descr="" title="" id="72" name="Picture"/>
                   <a:graphic>
                     <a:graphicData uri="http://schemas.openxmlformats.org/drawingml/2006/picture">
                       <pic:pic>
                         <pic:nvPicPr>
-                          <pic:cNvPr descr="/Applications/quarto/share/formats/docx/note.png" id="72" name="Picture"/>
+                          <pic:cNvPr descr="/Applications/quarto/share/formats/docx/note.png" id="73" name="Picture"/>
                           <pic:cNvPicPr>
                             <a:picLocks noChangeArrowheads="1" noChangeAspect="1"/>
                           </pic:cNvPicPr>
@@ -12763,7 +12777,7 @@
       <w:tr>
         <w:tc>
           <w:tcPr/>
-          <w:bookmarkStart w:id="76" w:name="fig-3"/>
+          <w:bookmarkStart w:id="77" w:name="fig-3"/>
           <w:p>
             <w:pPr>
               <w:pStyle w:val="Compact"/>
@@ -12774,18 +12788,18 @@
                 <wp:inline>
                   <wp:extent cx="4754880" cy="3772070"/>
                   <wp:effectExtent b="0" l="0" r="0" t="0"/>
-                  <wp:docPr descr="" title="" id="74" name="Picture"/>
+                  <wp:docPr descr="" title="" id="75" name="Picture"/>
                   <a:graphic>
                     <a:graphicData uri="http://schemas.openxmlformats.org/drawingml/2006/picture">
                       <pic:pic>
                         <pic:nvPicPr>
-                          <pic:cNvPr descr="./FiguresPNG/introtodifferentiation-fig3-3.png" id="75" name="Picture"/>
+                          <pic:cNvPr descr="./FiguresPNG/introtodifferentiation-fig3-3.png" id="76" name="Picture"/>
                           <pic:cNvPicPr>
                             <a:picLocks noChangeArrowheads="1" noChangeAspect="1"/>
                           </pic:cNvPicPr>
                         </pic:nvPicPr>
                         <pic:blipFill>
-                          <a:blip r:embed="rId73"/>
+                          <a:blip r:embed="rId74"/>
                           <a:stretch>
                             <a:fillRect/>
                           </a:stretch>
@@ -12970,7 +12984,7 @@
               <w:t xml:space="preserve">.</w:t>
             </w:r>
           </w:p>
-          <w:bookmarkEnd w:id="76"/>
+          <w:bookmarkEnd w:id="77"/>
         </w:tc>
       </w:tr>
     </w:tbl>
@@ -12982,8 +12996,8 @@
         <w:t xml:space="preserve"> </w:t>
       </w:r>
     </w:p>
-    <w:bookmarkEnd w:id="77"/>
-    <w:bookmarkStart w:id="78" w:name="summary"/>
+    <w:bookmarkEnd w:id="78"/>
+    <w:bookmarkStart w:id="79" w:name="summary"/>
     <w:p>
       <w:pPr>
         <w:pStyle w:val="Heading2"/>
@@ -13988,9 +14002,9 @@
         </w:tc>
       </w:tr>
     </w:tbl>
-    <w:bookmarkEnd w:id="78"/>
     <w:bookmarkEnd w:id="79"/>
-    <w:bookmarkStart w:id="80" w:name="quick-check-problems"/>
+    <w:bookmarkEnd w:id="80"/>
+    <w:bookmarkStart w:id="81" w:name="quick-check-problems"/>
     <w:p>
       <w:pPr>
         <w:pStyle w:val="Heading1"/>
@@ -14825,8 +14839,8 @@
         </m:sSup>
       </m:oMath>
     </w:p>
-    <w:bookmarkEnd w:id="80"/>
-    <w:bookmarkStart w:id="84" w:name="further-reading"/>
+    <w:bookmarkEnd w:id="81"/>
+    <w:bookmarkStart w:id="85" w:name="further-reading"/>
     <w:p>
       <w:pPr>
         <w:pStyle w:val="Heading1"/>
@@ -14839,7 +14853,7 @@
       <w:pPr>
         <w:pStyle w:val="FirstParagraph"/>
       </w:pPr>
-      <w:hyperlink r:id="rId81">
+      <w:hyperlink r:id="rId82">
         <w:r>
           <w:rPr>
             <w:rStyle w:val="Hyperlink"/>
@@ -14858,7 +14872,7 @@
       <w:r>
         <w:t xml:space="preserve"> </w:t>
       </w:r>
-      <w:hyperlink r:id="rId57">
+      <w:hyperlink r:id="rId58">
         <w:r>
           <w:rPr>
             <w:rStyle w:val="Hyperlink"/>
@@ -14872,7 +14886,7 @@
       <w:r>
         <w:t xml:space="preserve"> </w:t>
       </w:r>
-      <w:hyperlink r:id="rId58">
+      <w:hyperlink r:id="rId59">
         <w:r>
           <w:rPr>
             <w:rStyle w:val="Hyperlink"/>
@@ -14886,7 +14900,7 @@
       <w:r>
         <w:t xml:space="preserve"> </w:t>
       </w:r>
-      <w:hyperlink r:id="rId59">
+      <w:hyperlink r:id="rId60">
         <w:r>
           <w:rPr>
             <w:rStyle w:val="Hyperlink"/>
@@ -14916,7 +14930,7 @@
       <w:r>
         <w:t xml:space="preserve"> </w:t>
       </w:r>
-      <w:hyperlink r:id="rId52">
+      <w:hyperlink r:id="rId53">
         <w:r>
           <w:rPr>
             <w:rStyle w:val="Hyperlink"/>
@@ -14933,7 +14947,7 @@
       <w:r>
         <w:t xml:space="preserve"> </w:t>
       </w:r>
-      <w:hyperlink r:id="rId60">
+      <w:hyperlink r:id="rId61">
         <w:r>
           <w:rPr>
             <w:rStyle w:val="Hyperlink"/>
@@ -14945,7 +14959,7 @@
         <w:t xml:space="preserve">.</w:t>
       </w:r>
     </w:p>
-    <w:bookmarkStart w:id="83" w:name="version-history"/>
+    <w:bookmarkStart w:id="84" w:name="version-history"/>
     <w:p>
       <w:pPr>
         <w:pStyle w:val="Heading2"/>
@@ -14978,7 +14992,7 @@
       <w:pPr>
         <w:pStyle w:val="FirstParagraph"/>
       </w:pPr>
-      <w:hyperlink r:id="rId82">
+      <w:hyperlink r:id="rId83">
         <w:r>
           <w:rPr>
             <w:rStyle w:val="Hyperlink"/>
@@ -14987,8 +15001,8 @@
         </w:r>
       </w:hyperlink>
     </w:p>
-    <w:bookmarkEnd w:id="83"/>
     <w:bookmarkEnd w:id="84"/>
+    <w:bookmarkEnd w:id="85"/>
     <w:sectPr>
       <w:pgSz w:h="15840" w:w="12240"/>
       <w:pgMar w:bottom="1440" w:footer="720" w:gutter="0" w:header="720" w:left="1440" w:right="1440" w:top="1440"/>
